--- a/Rocket_Resume_Fa25.docx
+++ b/Rocket_Resume_Fa25.docx
@@ -496,16 +496,7 @@
           <w:sz w:val="20"/>
           <w:szCs w:val="20"/>
         </w:rPr>
-        <w:t xml:space="preserve">our mobile high pressure water </w:t>
-      </w:r>
-      <w:proofErr w:type="gramStart"/>
-      <w:r>
-        <w:rPr>
-          <w:rFonts w:ascii="Times New Roman" w:hAnsi="Times New Roman" w:cs="Times New Roman"/>
-          <w:sz w:val="20"/>
-          <w:szCs w:val="20"/>
-        </w:rPr>
-        <w:t>system</w:t>
+        <w:t>our mobile high pressure water system</w:t>
       </w:r>
       <w:r>
         <w:rPr>
@@ -532,7 +523,6 @@
         <w:t>‘</w:t>
       </w:r>
       <w:proofErr w:type="spellStart"/>
-      <w:proofErr w:type="gramEnd"/>
       <w:r>
         <w:rPr>
           <w:rFonts w:ascii="Times New Roman" w:hAnsi="Times New Roman" w:cs="Times New Roman"/>
@@ -606,7 +596,6 @@
         </w:rPr>
         <w:t xml:space="preserve">blast shield </w:t>
       </w:r>
-      <w:proofErr w:type="gramStart"/>
       <w:r>
         <w:rPr>
           <w:rFonts w:ascii="Times New Roman" w:hAnsi="Times New Roman" w:cs="Times New Roman"/>
@@ -621,16 +610,7 @@
           <w:sz w:val="20"/>
           <w:szCs w:val="20"/>
         </w:rPr>
-        <w:t>to</w:t>
-      </w:r>
-      <w:proofErr w:type="gramEnd"/>
-      <w:r>
-        <w:rPr>
-          <w:rFonts w:ascii="Times New Roman" w:hAnsi="Times New Roman" w:cs="Times New Roman"/>
-          <w:sz w:val="20"/>
-          <w:szCs w:val="20"/>
-        </w:rPr>
-        <w:t xml:space="preserve"> proof and autofrettage Composite Overwrap Pressure Vessels (COPVs)</w:t>
+        <w:t>to proof and autofrettage Composite Overwrap Pressure Vessels (COPVs)</w:t>
       </w:r>
       <w:r>
         <w:rPr>
@@ -854,7 +834,39 @@
           <w:sz w:val="20"/>
           <w:szCs w:val="20"/>
         </w:rPr>
-        <w:t xml:space="preserve"> COPV fill test, while communicating with Software to ensure seamless integration into existing architecture.</w:t>
+        <w:t xml:space="preserve"> COPV fill test, while communicating with </w:t>
+      </w:r>
+      <w:r>
+        <w:rPr>
+          <w:rFonts w:ascii="Times New Roman" w:hAnsi="Times New Roman" w:cs="Times New Roman"/>
+          <w:sz w:val="20"/>
+          <w:szCs w:val="20"/>
+        </w:rPr>
+        <w:t xml:space="preserve">the </w:t>
+      </w:r>
+      <w:r>
+        <w:rPr>
+          <w:rFonts w:ascii="Times New Roman" w:hAnsi="Times New Roman" w:cs="Times New Roman"/>
+          <w:sz w:val="20"/>
+          <w:szCs w:val="20"/>
+        </w:rPr>
+        <w:t xml:space="preserve">Software </w:t>
+      </w:r>
+      <w:r>
+        <w:rPr>
+          <w:rFonts w:ascii="Times New Roman" w:hAnsi="Times New Roman" w:cs="Times New Roman"/>
+          <w:sz w:val="20"/>
+          <w:szCs w:val="20"/>
+        </w:rPr>
+        <w:t xml:space="preserve">teams </w:t>
+      </w:r>
+      <w:r>
+        <w:rPr>
+          <w:rFonts w:ascii="Times New Roman" w:hAnsi="Times New Roman" w:cs="Times New Roman"/>
+          <w:sz w:val="20"/>
+          <w:szCs w:val="20"/>
+        </w:rPr>
+        <w:t>to ensure seamless integration into existing architecture.</w:t>
       </w:r>
     </w:p>
     <w:p>
@@ -1131,25 +1143,7 @@
           <w:sz w:val="20"/>
           <w:szCs w:val="20"/>
         </w:rPr>
-        <w:t xml:space="preserve">Elevated team performance by sharing coding resources, </w:t>
-      </w:r>
-      <w:proofErr w:type="gramStart"/>
-      <w:r>
-        <w:rPr>
-          <w:rFonts w:ascii="Times New Roman" w:hAnsi="Times New Roman" w:cs="Times New Roman"/>
-          <w:sz w:val="20"/>
-          <w:szCs w:val="20"/>
-        </w:rPr>
-        <w:t>iterating on</w:t>
-      </w:r>
-      <w:proofErr w:type="gramEnd"/>
-      <w:r>
-        <w:rPr>
-          <w:rFonts w:ascii="Times New Roman" w:hAnsi="Times New Roman" w:cs="Times New Roman"/>
-          <w:sz w:val="20"/>
-          <w:szCs w:val="20"/>
-        </w:rPr>
-        <w:t xml:space="preserve"> feedback, and helping secure a 2nd place FIRE cohort research award through strong </w:t>
+        <w:t xml:space="preserve">Elevated team performance by sharing coding resources, iterating on feedback, and helping secure a 2nd place FIRE cohort research award through strong </w:t>
       </w:r>
       <w:r>
         <w:rPr>
@@ -4511,6 +4505,7 @@
   <w:style w:type="character" w:default="1" w:styleId="DefaultParagraphFont">
     <w:name w:val="Default Paragraph Font"/>
     <w:uiPriority w:val="1"/>
+    <w:semiHidden/>
     <w:unhideWhenUsed/>
   </w:style>
   <w:style w:type="table" w:default="1" w:styleId="TableNormal">
